--- a/docs/V_Intelligence_UEBA_Implementation_Specification.docx
+++ b/docs/V_Intelligence_UEBA_Implementation_Specification.docx
@@ -157,14 +157,6 @@
           <w:sz w:val="21"/>
         </w:rPr>
         <w:t xml:space="preserve">   3.2. Two-Level Cache</w:t>
-      </w:r>
-    </w:p>
-    <w:p>
-      <w:r>
-        <w:rPr>
-          <w:sz w:val="21"/>
-        </w:rPr>
-        <w:t xml:space="preserve">   3.3. MockEmbedder for Testing</w:t>
       </w:r>
     </w:p>
     <w:p>
@@ -3341,60 +3333,6 @@
     </w:p>
     <w:p>
       <w:pPr>
-        <w:pStyle w:val="Heading2"/>
-      </w:pPr>
-      <w:r>
-        <w:rPr>
-          <w:color w:val="1B4F72"/>
-        </w:rPr>
-        <w:t>3.3. MockEmbedder for Testing</w:t>
-      </w:r>
-    </w:p>
-    <w:p>
-      <w:pPr>
-        <w:spacing w:after="120"/>
-      </w:pPr>
-      <w:r>
-        <w:rPr>
-          <w:b w:val="0"/>
-          <w:color w:val="000000"/>
-          <w:sz w:val="21"/>
-        </w:rPr>
-        <w:t>For development and testing without an OpenAI API key, MockEmbedder produces deterministic 1536-d unit vectors from text content. IMPORTANT: MockEmbedder must NEVER be used for production detection. Always use real OpenAI embeddings.</w:t>
-      </w:r>
-    </w:p>
-    <w:p>
-      <w:pPr>
-        <w:spacing w:before="80" w:after="80"/>
-        <w:ind w:left="360"/>
-      </w:pPr>
-      <w:r>
-        <w:rPr>
-          <w:rFonts w:ascii="Consolas" w:hAnsi="Consolas"/>
-          <w:color w:val="333333"/>
-          <w:sz w:val="18"/>
-        </w:rPr>
-        <w:t>def _hash_to_vector(self, text: str) -&gt; np.ndarray:</w:t>
-        <w:br/>
-        <w:t xml:space="preserve">    hash_bytes = hashlib.sha256(text.encode('utf-8')).digest()</w:t>
-        <w:br/>
-        <w:t xml:space="preserve">    seed = int.from_bytes(hash_bytes[:8], byteorder='little')  # uint64</w:t>
-        <w:br/>
-        <w:t xml:space="preserve">    rng = np.random.default_rng(seed)</w:t>
-        <w:br/>
-        <w:t xml:space="preserve">    vector = rng.standard_normal(1536).astype(np.float32)</w:t>
-        <w:br/>
-        <w:t xml:space="preserve">    norm = np.linalg.norm(vector)</w:t>
-        <w:br/>
-        <w:t xml:space="preserve">    if norm &gt; 0:</w:t>
-        <w:br/>
-        <w:t xml:space="preserve">        vector = vector / norm   # L2 normalize to unit vector</w:t>
-        <w:br/>
-        <w:t xml:space="preserve">    return vector</w:t>
-      </w:r>
-    </w:p>
-    <w:p>
-      <w:pPr>
         <w:spacing w:before="120" w:after="120"/>
         <w:ind w:left="360"/>
       </w:pPr>
@@ -3404,7 +3342,7 @@
           <w:color w:val="0E6B8A"/>
           <w:sz w:val="21"/>
         </w:rPr>
-        <w:t>IMPLEMENTATION NOTE: MockEmbedder produces orthogonal vectors for different inputs (~0.0 cosine similarity). Real embeddings produce semantically meaningful similarity (~0.3-0.7 for related texts). This fundamental difference means MockEmbedder cannot validate detection logic.</w:t>
+        <w:t>REAL EMBEDDINGS ARE MANDATORY: There is no mock or offline embedder. Every pipeline calls OpenAI text-embedding-3-small directly and hard-fails without OPENAI_API_KEY set. Semantically meaningful similarity (~0.3-0.7 for related texts) is required for detection logic to function; deterministic/random surrogate vectors cannot validate it.</w:t>
       </w:r>
     </w:p>
     <w:p>
@@ -6937,6 +6875,33 @@
     </w:p>
     <w:p>
       <w:pPr>
+        <w:spacing w:before="120" w:after="120"/>
+        <w:ind w:left="360"/>
+      </w:pPr>
+      <w:r>
+        <w:rPr>
+          <w:b/>
+          <w:color w:val="0E6B8A"/>
+          <w:sz w:val="21"/>
+        </w:rPr>
+        <w:t>DETECTION SCOPE: The embedding/composite scorer cleanly separates only 2 of the 4 injected attackers. USR-156 (#2) and USR-118 (#1) rank above every normal user; USR-234 (#7) and USR-042 (#24) rank BELOW normal users, so any threshold that catches all 4 also admits false positives (8.1% FP — 20 of 246 normals — at the catch-all-four threshold of composite 13.70). The clean 4/4-at-0-FP result is delivered by a separate component — the multi-front threat-profile detector (threat_profile_detector.py) — not by composite scoring.</w:t>
+      </w:r>
+    </w:p>
+    <w:p>
+      <w:pPr>
+        <w:spacing w:after="120"/>
+      </w:pPr>
+      <w:r>
+        <w:rPr>
+          <w:b w:val="0"/>
+          <w:color w:val="000000"/>
+          <w:sz w:val="21"/>
+        </w:rPr>
+        <w:t>Multi-front threat-profile detector (threat_profile_detector.py): a label-free, standalone detector that matches each entity against measurable known-bad behavioral profiles rather than relying on embedding drift. Profiles include C2-beacon, DGA-DNS, LOTL-process, cohort-rare access, recon-fanout, and insider-collection. Each profile is scored on two fronts — cohort-relative (entity vs. its role-group peers, robust IQR z-score) and raw-event (direct fingerprints such as beacon periodicity, DGA entropy, and cohort-rare external destinations) — with self-drift used only as corroboration. On the 250-user / 485-day dataset this detector flags all four injected attacks (USR-156 insider-collection, USR-234 C2-beacon/DGA-DNS, USR-042 LOTL-process, USR-118 recon-fanout/cohort-rare access) at zero false positives.</w:t>
+      </w:r>
+    </w:p>
+    <w:p>
+      <w:pPr>
         <w:pStyle w:val="Heading2"/>
       </w:pPr>
       <w:r>
@@ -16210,7 +16175,7 @@
               <w:rPr>
                 <w:sz w:val="18"/>
               </w:rPr>
-              <w:t>486 (computed)</w:t>
+              <w:t>485 (computed: SIM_END - SIM_START)</w:t>
             </w:r>
           </w:p>
         </w:tc>

--- a/docs/V_Intelligence_UEBA_Implementation_Specification.docx
+++ b/docs/V_Intelligence_UEBA_Implementation_Specification.docx
@@ -6884,7 +6884,7 @@
           <w:color w:val="0E6B8A"/>
           <w:sz w:val="21"/>
         </w:rPr>
-        <w:t>DETECTION SCOPE: The embedding/composite scorer cleanly separates only 2 of the 4 injected attackers. USR-156 (#2) and USR-118 (#1) rank above every normal user; USR-234 (#7) and USR-042 (#24) rank BELOW normal users, so any threshold that catches all 4 also admits false positives (8.1% FP — 20 of 246 normals — at the catch-all-four threshold of composite 13.70). The clean 4/4-at-0-FP result is delivered by a separate component — the multi-front threat-profile detector (threat_profile_detector.py) — not by composite scoring.</w:t>
+        <w:t>DETECTION SCOPE: The embedding/composite scorer cleanly separates only 2 of the 4 injected attackers. USR-156 (#2) and USR-118 (#1) rank above every normal user; USR-234 (#7) and USR-042 (#30) rank BELOW normal users, so any threshold that catches all 4 also admits false positives (10.6% FP — 26 of 246 normals — at the catch-all-four threshold of composite 12.95). The clean 4/4-at-0-FP result is delivered by a separate component — the multi-front threat-profile detector (threat_profile_detector.py) — not by composite scoring.</w:t>
       </w:r>
     </w:p>
     <w:p>
